--- a/services/engine/fixtures/templates/SOLICITUD_SUCESION_INTESTADA.docx
+++ b/services/engine/fixtures/templates/SOLICITUD_SUCESION_INTESTADA.docx
@@ -14,7 +14,7 @@
     </w:p>
     <w:p>
       <w:r>
-        <w:t xml:space="preserve">{city}, {current_date}</w:t>
+        <w:t xml:space="preserve">{{city}}, {{current_date}}</w:t>
       </w:r>
     </w:p>
     <w:p>
@@ -24,17 +24,17 @@
     </w:p>
     <w:p>
       <w:r>
-        <w:t xml:space="preserve">Señor Notario: {notary_name}</w:t>
+        <w:t xml:space="preserve">Señor Notario: {{notary_name}}</w:t>
       </w:r>
     </w:p>
     <w:p>
       <w:r>
-        <w:t xml:space="preserve">{notary_office}</w:t>
+        <w:t xml:space="preserve">{{notary_office}}</w:t>
       </w:r>
     </w:p>
     <w:p>
       <w:r>
-        <w:t xml:space="preserve">{notary_address}</w:t>
+        <w:t xml:space="preserve">{{notary_address}}</w:t>
       </w:r>
     </w:p>
     <w:p>
@@ -44,7 +44,7 @@
     </w:p>
     <w:p>
       <w:r>
-        <w:t xml:space="preserve">Expediente N.° {case_number}</w:t>
+        <w:t xml:space="preserve">Expediente N.° {{case_number}}</w:t>
       </w:r>
     </w:p>
     <w:p>
@@ -54,7 +54,7 @@
     </w:p>
     <w:p>
       <w:r>
-        <w:t xml:space="preserve">Yo, {applicant_name}, identificado con DNI N.° {applicant_document_number}, solicito se sirva tramitar la sucesión intestada del causante:</w:t>
+        <w:t xml:space="preserve">Yo, {{applicant_name}}, identificado con DNI N.° {{applicant_document_number}}, solicito se sirva tramitar la sucesión intestada del causante:</w:t>
       </w:r>
     </w:p>
     <w:p>
@@ -64,32 +64,32 @@
     </w:p>
     <w:p>
       <w:r>
-        <w:t xml:space="preserve">CAUSANTE: {causante_name}</w:t>
+        <w:t xml:space="preserve">CAUSANTE: {{causante_name}}</w:t>
       </w:r>
     </w:p>
     <w:p>
       <w:r>
-        <w:t xml:space="preserve">DNI: {causante_document_number}</w:t>
+        <w:t xml:space="preserve">DNI: {{causante_document_number}}</w:t>
       </w:r>
     </w:p>
     <w:p>
       <w:r>
-        <w:t xml:space="preserve">Fecha de nacimiento: {causante_birth_date}</w:t>
+        <w:t xml:space="preserve">Fecha de nacimiento: {{causante_birth_date}}</w:t>
       </w:r>
     </w:p>
     <w:p>
       <w:r>
-        <w:t xml:space="preserve">Fecha de fallecimiento: {causante_death_date}</w:t>
+        <w:t xml:space="preserve">Fecha de fallecimiento: {{causante_death_date}}</w:t>
       </w:r>
     </w:p>
     <w:p>
       <w:r>
-        <w:t xml:space="preserve">Último domicilio: {causante_last_address}</w:t>
+        <w:t xml:space="preserve">Último domicilio: {{causante_last_address}}</w:t>
       </w:r>
     </w:p>
     <w:p>
       <w:r>
-        <w:t xml:space="preserve">Estado civil: {causante_marital_status}</w:t>
+        <w:t xml:space="preserve">Estado civil: {{causante_marital_status}}</w:t>
       </w:r>
     </w:p>
     <w:p>
@@ -99,7 +99,7 @@
     </w:p>
     <w:p>
       <w:r>
-        <w:t xml:space="preserve">CÓNYUGE SUPÉRSTITE: {spouse_name}, DNI {spouse_document_number}</w:t>
+        <w:t xml:space="preserve">CÓNYUGE SUPÉRSTITE: {{spouse_name}}, DNI {{spouse_document_number}}</w:t>
       </w:r>
     </w:p>
     <w:p>
@@ -114,17 +114,17 @@
     </w:p>
     <w:p>
       <w:r>
-        <w:t xml:space="preserve">1. {heir_1_name}, DNI {heir_1_document_number} — {heir_1_relationship}</w:t>
+        <w:t xml:space="preserve">1. {{heir_1_name}}, DNI {{heir_1_document_number}} — {{heir_1_relationship}}</w:t>
       </w:r>
     </w:p>
     <w:p>
       <w:r>
-        <w:t xml:space="preserve">2. {heir_2_name}, DNI {heir_2_document_number} — {heir_2_relationship}</w:t>
+        <w:t xml:space="preserve">2. {{heir_2_name}}, DNI {{heir_2_document_number}} — {{heir_2_relationship}}</w:t>
       </w:r>
     </w:p>
     <w:p>
       <w:r>
-        <w:t xml:space="preserve">3. {heir_3_name}, DNI {heir_3_document_number} — {heir_3_relationship}</w:t>
+        <w:t xml:space="preserve">3. {{heir_3_name}}, DNI {{heir_3_document_number}} — {{heir_3_relationship}}</w:t>
       </w:r>
     </w:p>
     <w:p>
@@ -134,7 +134,7 @@
     </w:p>
     <w:p>
       <w:r>
-        <w:t xml:space="preserve">BIENES: {property_description}</w:t>
+        <w:t xml:space="preserve">BIENES: {{property_description}}</w:t>
       </w:r>
     </w:p>
     <w:p>
@@ -144,7 +144,7 @@
     </w:p>
     <w:p>
       <w:r>
-        <w:t xml:space="preserve">Abogado patrocinante: {lawyer_name}, Colegiatura {lawyer_colegiatura}</w:t>
+        <w:t xml:space="preserve">Abogado patrocinante: {{lawyer_name}}, Colegiatura {{lawyer_colegiatura}}</w:t>
       </w:r>
     </w:p>
   </w:body>
